--- a/Case Study 1/Executive Report - Cyclistic.docx
+++ b/Case Study 1/Executive Report - Cyclistic.docx
@@ -431,7 +431,7 @@
                 <w:noProof/>
                 <w:webHidden/>
               </w:rPr>
-              <w:t>2</w:t>
+              <w:t>3</w:t>
             </w:r>
             <w:r>
               <w:rPr>
@@ -1542,7 +1542,7 @@
             <w:noProof/>
             <w:webHidden/>
           </w:rPr>
-          <w:t>10</w:t>
+          <w:t>9</w:t>
         </w:r>
         <w:r>
           <w:rPr>
@@ -1614,7 +1614,7 @@
             <w:noProof/>
             <w:webHidden/>
           </w:rPr>
-          <w:t>13</w:t>
+          <w:t>11</w:t>
         </w:r>
         <w:r>
           <w:rPr>
@@ -1686,7 +1686,7 @@
             <w:noProof/>
             <w:webHidden/>
           </w:rPr>
-          <w:t>14</w:t>
+          <w:t>11</w:t>
         </w:r>
         <w:r>
           <w:rPr>
@@ -3209,6 +3209,9 @@
     </w:p>
     <w:p>
       <w:r>
+        <w:rPr>
+          <w:noProof/>
+        </w:rPr>
         <w:drawing>
           <wp:anchor distT="0" distB="0" distL="114300" distR="114300" simplePos="0" relativeHeight="251659264" behindDoc="1" locked="0" layoutInCell="1" allowOverlap="1" wp14:anchorId="7A839EAF" wp14:editId="61E40C22">
             <wp:simplePos x="0" y="0"/>
@@ -3744,6 +3747,9 @@
     <w:p/>
     <w:p>
       <w:r>
+        <w:rPr>
+          <w:noProof/>
+        </w:rPr>
         <w:lastRenderedPageBreak/>
         <w:drawing>
           <wp:anchor distT="0" distB="0" distL="114300" distR="114300" simplePos="0" relativeHeight="251658240" behindDoc="1" locked="0" layoutInCell="1" allowOverlap="1" wp14:anchorId="56C41523" wp14:editId="7C57DD9D">
@@ -4008,19 +4014,13 @@
         <w:t xml:space="preserve"> stat here</w:t>
       </w:r>
       <w:r>
-        <w:t>]</w:t>
-      </w:r>
-      <w:r>
-        <w:t xml:space="preserve"> </w:t>
+        <w:t xml:space="preserve">] </w:t>
       </w:r>
       <w:r>
         <w:t>and lowest volume occurring on Sundays</w:t>
       </w:r>
       <w:r>
-        <w:t xml:space="preserve"> </w:t>
-      </w:r>
-      <w:r>
-        <w:t>[</w:t>
+        <w:t xml:space="preserve"> [</w:t>
       </w:r>
       <w:r>
         <w:rPr>
@@ -4210,6 +4210,9 @@
     <w:p/>
     <w:p>
       <w:r>
+        <w:rPr>
+          <w:noProof/>
+        </w:rPr>
         <w:lastRenderedPageBreak/>
         <w:drawing>
           <wp:anchor distT="0" distB="0" distL="114300" distR="114300" simplePos="0" relativeHeight="251660288" behindDoc="1" locked="0" layoutInCell="1" allowOverlap="1" wp14:anchorId="7CCD935B" wp14:editId="6D80F266">
@@ -4892,19 +4895,10 @@
         <w:pStyle w:val="ListParagraph"/>
         <w:ind w:left="0"/>
       </w:pPr>
-    </w:p>
-    <w:p>
-      <w:pPr>
-        <w:pStyle w:val="ListParagraph"/>
-        <w:ind w:left="0"/>
-      </w:pPr>
-    </w:p>
-    <w:p>
-      <w:pPr>
-        <w:pStyle w:val="ListParagraph"/>
-        <w:ind w:left="0"/>
-      </w:pPr>
-      <w:r>
+      <w:r>
+        <w:rPr>
+          <w:noProof/>
+        </w:rPr>
         <w:drawing>
           <wp:anchor distT="0" distB="0" distL="114300" distR="114300" simplePos="0" relativeHeight="251661312" behindDoc="1" locked="0" layoutInCell="1" allowOverlap="1" wp14:anchorId="4AC9CC7F" wp14:editId="170D9FB2">
             <wp:simplePos x="0" y="0"/>
@@ -5115,37 +5109,28 @@
         <w:pStyle w:val="ListParagraph"/>
         <w:ind w:left="0"/>
       </w:pPr>
-    </w:p>
-    <w:p>
-      <w:pPr>
-        <w:pStyle w:val="ListParagraph"/>
-        <w:ind w:left="0"/>
-      </w:pPr>
-    </w:p>
-    <w:p>
-      <w:pPr>
-        <w:pStyle w:val="ListParagraph"/>
-        <w:ind w:left="0"/>
-      </w:pPr>
-      <w:r>
+      <w:r>
+        <w:rPr>
+          <w:noProof/>
+        </w:rPr>
         <w:drawing>
-          <wp:anchor distT="0" distB="0" distL="114300" distR="114300" simplePos="0" relativeHeight="251662336" behindDoc="1" locked="0" layoutInCell="1" allowOverlap="1" wp14:anchorId="04CE41C5" wp14:editId="674E3658">
+          <wp:anchor distT="0" distB="0" distL="114300" distR="114300" simplePos="0" relativeHeight="251662336" behindDoc="1" locked="0" layoutInCell="1" allowOverlap="1" wp14:anchorId="04CE41C5" wp14:editId="3CAB5C2C">
             <wp:simplePos x="0" y="0"/>
             <wp:positionH relativeFrom="column">
-              <wp:posOffset>-92376</wp:posOffset>
+              <wp:posOffset>1060450</wp:posOffset>
             </wp:positionH>
             <wp:positionV relativeFrom="paragraph">
-              <wp:posOffset>59690</wp:posOffset>
+              <wp:posOffset>6350</wp:posOffset>
             </wp:positionV>
-            <wp:extent cx="3084830" cy="2557780"/>
-            <wp:effectExtent l="0" t="0" r="1270" b="0"/>
+            <wp:extent cx="3084830" cy="2514600"/>
+            <wp:effectExtent l="19050" t="19050" r="20320" b="19050"/>
             <wp:wrapTight wrapText="bothSides">
               <wp:wrapPolygon edited="0">
-                <wp:start x="0" y="0"/>
-                <wp:lineTo x="0" y="21396"/>
-                <wp:lineTo x="21476" y="21396"/>
-                <wp:lineTo x="21476" y="0"/>
-                <wp:lineTo x="0" y="0"/>
+                <wp:start x="-133" y="-164"/>
+                <wp:lineTo x="-133" y="21600"/>
+                <wp:lineTo x="21609" y="21600"/>
+                <wp:lineTo x="21609" y="-164"/>
+                <wp:lineTo x="-133" y="-164"/>
               </wp:wrapPolygon>
             </wp:wrapTight>
             <wp:docPr id="1538733041" name="Picture 1" descr="A screenshot of a computer&#10;&#10;AI-generated content may be incorrect."/>
@@ -5167,7 +5152,7 @@
                         </a:ext>
                       </a:extLst>
                     </a:blip>
-                    <a:srcRect l="2942" t="2242" r="3409" b="8987"/>
+                    <a:srcRect l="2942" t="2242" r="3409" b="10485"/>
                     <a:stretch>
                       <a:fillRect/>
                     </a:stretch>
@@ -5175,13 +5160,34 @@
                   <pic:spPr bwMode="auto">
                     <a:xfrm>
                       <a:off x="0" y="0"/>
-                      <a:ext cx="3084830" cy="2557780"/>
+                      <a:ext cx="3084830" cy="2514600"/>
                     </a:xfrm>
                     <a:prstGeom prst="rect">
                       <a:avLst/>
                     </a:prstGeom>
-                    <a:ln>
-                      <a:noFill/>
+                    <a:ln w="3175" cap="flat" cmpd="sng" algn="ctr">
+                      <a:solidFill>
+                        <a:sysClr val="windowText" lastClr="000000"/>
+                      </a:solidFill>
+                      <a:prstDash val="solid"/>
+                      <a:round/>
+                      <a:headEnd type="none" w="med" len="med"/>
+                      <a:tailEnd type="none" w="med" len="med"/>
+                      <a:extLst>
+                        <a:ext uri="{C807C97D-BFC1-408E-A445-0C87EB9F89A2}">
+                          <ask:lineSketchStyleProps xmlns:ask="http://schemas.microsoft.com/office/drawing/2018/sketchyshapes" sd="0">
+                            <a:custGeom>
+                              <a:avLst/>
+                              <a:gdLst/>
+                              <a:ahLst/>
+                              <a:cxnLst/>
+                              <a:rect l="0" t="0" r="0" b="0"/>
+                              <a:pathLst/>
+                            </a:custGeom>
+                            <ask:type/>
+                          </ask:lineSketchStyleProps>
+                        </a:ext>
+                      </a:extLst>
                     </a:ln>
                     <a:extLst>
                       <a:ext uri="{53640926-AAD7-44D8-BBD7-CCE9431645EC}">
@@ -5192,6 +5198,9 @@
                 </pic:pic>
               </a:graphicData>
             </a:graphic>
+            <wp14:sizeRelV relativeFrom="margin">
+              <wp14:pctHeight>0</wp14:pctHeight>
+            </wp14:sizeRelV>
           </wp:anchor>
         </w:drawing>
       </w:r>
@@ -5232,7 +5241,12 @@
         <w:ind w:left="0"/>
       </w:pPr>
     </w:p>
-    <w:p/>
+    <w:p>
+      <w:pPr>
+        <w:pStyle w:val="ListParagraph"/>
+        <w:ind w:left="0"/>
+      </w:pPr>
+    </w:p>
     <w:p/>
     <w:p/>
     <w:p/>
@@ -5244,22 +5258,23 @@
         <mc:AlternateContent>
           <mc:Choice Requires="wps">
             <w:drawing>
-              <wp:anchor distT="0" distB="0" distL="114300" distR="114300" simplePos="0" relativeHeight="251672576" behindDoc="1" locked="0" layoutInCell="1" allowOverlap="1" wp14:anchorId="560C5438" wp14:editId="7A5152D7">
+              <wp:anchor distT="0" distB="0" distL="114300" distR="114300" simplePos="0" relativeHeight="251672576" behindDoc="1" locked="0" layoutInCell="1" allowOverlap="1" wp14:anchorId="560C5438" wp14:editId="6C0181E5">
                 <wp:simplePos x="0" y="0"/>
                 <wp:positionH relativeFrom="column">
-                  <wp:posOffset>-23796</wp:posOffset>
+                  <wp:posOffset>1043305</wp:posOffset>
                 </wp:positionH>
                 <wp:positionV relativeFrom="paragraph">
-                  <wp:posOffset>76568</wp:posOffset>
+                  <wp:posOffset>127000</wp:posOffset>
                 </wp:positionV>
                 <wp:extent cx="3084830" cy="635"/>
-                <wp:effectExtent l="0" t="0" r="0" b="0"/>
+                <wp:effectExtent l="0" t="0" r="1270" b="0"/>
                 <wp:wrapTight wrapText="bothSides">
                   <wp:wrapPolygon edited="0">
                     <wp:start x="0" y="0"/>
-                    <wp:lineTo x="0" y="21600"/>
-                    <wp:lineTo x="21600" y="21600"/>
-                    <wp:lineTo x="21600" y="0"/>
+                    <wp:lineTo x="0" y="20057"/>
+                    <wp:lineTo x="21476" y="20057"/>
+                    <wp:lineTo x="21476" y="0"/>
+                    <wp:lineTo x="0" y="0"/>
                   </wp:wrapPolygon>
                 </wp:wrapTight>
                 <wp:docPr id="1794788928" name="Text Box 1"/>
@@ -5326,7 +5341,7 @@
           </mc:Choice>
           <mc:Fallback>
             <w:pict>
-              <v:shape w14:anchorId="560C5438" id="_x0000_s1030" type="#_x0000_t202" style="position:absolute;margin-left:-1.85pt;margin-top:6.05pt;width:242.9pt;height:.05pt;z-index:-251643904;visibility:visible;mso-wrap-style:square;mso-wrap-distance-left:9pt;mso-wrap-distance-top:0;mso-wrap-distance-right:9pt;mso-wrap-distance-bottom:0;mso-position-horizontal:absolute;mso-position-horizontal-relative:text;mso-position-vertical:absolute;mso-position-vertical-relative:text;v-text-anchor:top" o:gfxdata="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" stroked="f">
+              <v:shape w14:anchorId="560C5438" id="_x0000_s1030" type="#_x0000_t202" style="position:absolute;margin-left:82.15pt;margin-top:10pt;width:242.9pt;height:.05pt;z-index:-251643904;visibility:visible;mso-wrap-style:square;mso-wrap-distance-left:9pt;mso-wrap-distance-top:0;mso-wrap-distance-right:9pt;mso-wrap-distance-bottom:0;mso-position-horizontal:absolute;mso-position-horizontal-relative:text;mso-position-vertical:absolute;mso-position-vertical-relative:text;v-text-anchor:top" o:gfxdata="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" stroked="f">
                 <v:textbox style="mso-fit-shape-to-text:t" inset="0,0,0,0">
                   <w:txbxContent>
                     <w:p>
@@ -5363,6 +5378,7 @@
         </mc:AlternateContent>
       </w:r>
     </w:p>
+    <w:p/>
     <w:p/>
     <w:p/>
     <w:p/>
@@ -7904,6 +7920,7 @@
   <w:style w:type="character" w:default="1" w:styleId="DefaultParagraphFont">
     <w:name w:val="Default Paragraph Font"/>
     <w:uiPriority w:val="1"/>
+    <w:semiHidden/>
     <w:unhideWhenUsed/>
   </w:style>
   <w:style w:type="table" w:default="1" w:styleId="TableNormal">
@@ -8618,6 +8635,7 @@
     <w:rsid w:val="00202778"/>
     <w:rsid w:val="002751DC"/>
     <w:rsid w:val="00337C78"/>
+    <w:rsid w:val="004E6C6B"/>
     <w:rsid w:val="006F05F8"/>
     <w:rsid w:val="0071582D"/>
     <w:rsid w:val="00721CA1"/>
@@ -8625,6 +8643,7 @@
     <w:rsid w:val="008C68F2"/>
     <w:rsid w:val="00A54E14"/>
     <w:rsid w:val="00BE198F"/>
+    <w:rsid w:val="00C96E68"/>
   </w:rsids>
   <m:mathPr>
     <m:mathFont m:val="Cambria Math"/>
@@ -9091,10 +9110,6 @@
     <w:name w:val="2BD3565F2975411D9C1DD572B0E94019"/>
     <w:rsid w:val="008C68F2"/>
   </w:style>
-  <w:style w:type="paragraph" w:customStyle="1" w:styleId="F66F93D4267346CFB27182D46E5E80CE">
-    <w:name w:val="F66F93D4267346CFB27182D46E5E80CE"/>
-    <w:rsid w:val="00142BE4"/>
-  </w:style>
 </w:styles>
 </file>
 

--- a/Case Study 1/Executive Report - Cyclistic.docx
+++ b/Case Study 1/Executive Report - Cyclistic.docx
@@ -155,23 +155,13 @@
                         <w:sz w:val="24"/>
                       </w:rPr>
                     </w:pPr>
-                    <w:proofErr w:type="spellStart"/>
                     <w:r>
                       <w:rPr>
                         <w:color w:val="0F4761" w:themeColor="accent1" w:themeShade="BF"/>
                         <w:sz w:val="24"/>
                         <w:szCs w:val="24"/>
                       </w:rPr>
-                      <w:t>Cyclistic</w:t>
-                    </w:r>
-                    <w:proofErr w:type="spellEnd"/>
-                    <w:r>
-                      <w:rPr>
-                        <w:color w:val="0F4761" w:themeColor="accent1" w:themeShade="BF"/>
-                        <w:sz w:val="24"/>
-                        <w:szCs w:val="24"/>
-                      </w:rPr>
-                      <w:t xml:space="preserve"> Case Study Report</w:t>
+                      <w:t>Cyclistic Case Study Report</w:t>
                     </w:r>
                   </w:p>
                 </w:tc>
@@ -365,6 +355,7 @@
           <w:pPr>
             <w:pStyle w:val="TOC1"/>
             <w:tabs>
+              <w:tab w:val="left" w:pos="720"/>
               <w:tab w:val="right" w:leader="dot" w:pos="9016"/>
             </w:tabs>
             <w:rPr>
@@ -384,13 +375,30 @@
           <w:r>
             <w:fldChar w:fldCharType="separate"/>
           </w:r>
-          <w:hyperlink w:anchor="_Toc217224924" w:history="1">
+          <w:hyperlink w:anchor="_Toc219577736" w:history="1">
             <w:r>
               <w:rPr>
                 <w:rStyle w:val="Hyperlink"/>
                 <w:noProof/>
               </w:rPr>
-              <w:t>1.0 Business Task</w:t>
+              <w:t>1.0</w:t>
+            </w:r>
+            <w:r>
+              <w:rPr>
+                <w:rFonts w:eastAsiaTheme="minorEastAsia"/>
+                <w:noProof/>
+                <w:sz w:val="24"/>
+                <w:szCs w:val="24"/>
+                <w:lang w:eastAsia="en-AU"/>
+              </w:rPr>
+              <w:t xml:space="preserve"> </w:t>
+            </w:r>
+            <w:r>
+              <w:rPr>
+                <w:rStyle w:val="Hyperlink"/>
+                <w:noProof/>
+              </w:rPr>
+              <w:t>Business Task</w:t>
             </w:r>
             <w:r>
               <w:rPr>
@@ -411,7 +419,7 @@
                 <w:noProof/>
                 <w:webHidden/>
               </w:rPr>
-              <w:instrText xml:space="preserve"> PAGEREF _Toc217224924 \h </w:instrText>
+              <w:instrText xml:space="preserve"> PAGEREF _Toc219577736 \h </w:instrText>
             </w:r>
             <w:r>
               <w:rPr>
@@ -456,7 +464,7 @@
               <w:lang w:eastAsia="en-AU"/>
             </w:rPr>
           </w:pPr>
-          <w:hyperlink w:anchor="_Toc217224925" w:history="1">
+          <w:hyperlink w:anchor="_Toc219577737" w:history="1">
             <w:r>
               <w:rPr>
                 <w:rStyle w:val="Hyperlink"/>
@@ -483,7 +491,7 @@
                 <w:noProof/>
                 <w:webHidden/>
               </w:rPr>
-              <w:instrText xml:space="preserve"> PAGEREF _Toc217224925 \h </w:instrText>
+              <w:instrText xml:space="preserve"> PAGEREF _Toc219577737 \h </w:instrText>
             </w:r>
             <w:r>
               <w:rPr>
@@ -528,7 +536,7 @@
               <w:lang w:eastAsia="en-AU"/>
             </w:rPr>
           </w:pPr>
-          <w:hyperlink w:anchor="_Toc217224926" w:history="1">
+          <w:hyperlink w:anchor="_Toc219577738" w:history="1">
             <w:r>
               <w:rPr>
                 <w:rStyle w:val="Hyperlink"/>
@@ -555,7 +563,7 @@
                 <w:noProof/>
                 <w:webHidden/>
               </w:rPr>
-              <w:instrText xml:space="preserve"> PAGEREF _Toc217224926 \h </w:instrText>
+              <w:instrText xml:space="preserve"> PAGEREF _Toc219577738 \h </w:instrText>
             </w:r>
             <w:r>
               <w:rPr>
@@ -576,6 +584,258 @@
                 <w:webHidden/>
               </w:rPr>
               <w:t>4</w:t>
+            </w:r>
+            <w:r>
+              <w:rPr>
+                <w:noProof/>
+                <w:webHidden/>
+              </w:rPr>
+              <w:fldChar w:fldCharType="end"/>
+            </w:r>
+          </w:hyperlink>
+        </w:p>
+        <w:p>
+          <w:pPr>
+            <w:pStyle w:val="TOC2"/>
+            <w:tabs>
+              <w:tab w:val="left" w:pos="960"/>
+              <w:tab w:val="right" w:leader="dot" w:pos="9016"/>
+            </w:tabs>
+            <w:rPr>
+              <w:rFonts w:eastAsiaTheme="minorEastAsia"/>
+              <w:noProof/>
+              <w:sz w:val="24"/>
+              <w:szCs w:val="24"/>
+              <w:lang w:eastAsia="en-AU"/>
+            </w:rPr>
+          </w:pPr>
+          <w:hyperlink w:anchor="_Toc219577739" w:history="1">
+            <w:r>
+              <w:rPr>
+                <w:rStyle w:val="Hyperlink"/>
+                <w:noProof/>
+              </w:rPr>
+              <w:t>2.2</w:t>
+            </w:r>
+            <w:r>
+              <w:rPr>
+                <w:rFonts w:eastAsiaTheme="minorEastAsia"/>
+                <w:noProof/>
+                <w:sz w:val="24"/>
+                <w:szCs w:val="24"/>
+                <w:lang w:eastAsia="en-AU"/>
+              </w:rPr>
+              <w:t xml:space="preserve"> </w:t>
+            </w:r>
+            <w:r>
+              <w:rPr>
+                <w:rStyle w:val="Hyperlink"/>
+                <w:noProof/>
+              </w:rPr>
+              <w:t>Secondary Data</w:t>
+            </w:r>
+            <w:r>
+              <w:rPr>
+                <w:noProof/>
+                <w:webHidden/>
+              </w:rPr>
+              <w:tab/>
+            </w:r>
+            <w:r>
+              <w:rPr>
+                <w:noProof/>
+                <w:webHidden/>
+              </w:rPr>
+              <w:fldChar w:fldCharType="begin"/>
+            </w:r>
+            <w:r>
+              <w:rPr>
+                <w:noProof/>
+                <w:webHidden/>
+              </w:rPr>
+              <w:instrText xml:space="preserve"> PAGEREF _Toc219577739 \h </w:instrText>
+            </w:r>
+            <w:r>
+              <w:rPr>
+                <w:noProof/>
+                <w:webHidden/>
+              </w:rPr>
+            </w:r>
+            <w:r>
+              <w:rPr>
+                <w:noProof/>
+                <w:webHidden/>
+              </w:rPr>
+              <w:fldChar w:fldCharType="separate"/>
+            </w:r>
+            <w:r>
+              <w:rPr>
+                <w:noProof/>
+                <w:webHidden/>
+              </w:rPr>
+              <w:t>4</w:t>
+            </w:r>
+            <w:r>
+              <w:rPr>
+                <w:noProof/>
+                <w:webHidden/>
+              </w:rPr>
+              <w:fldChar w:fldCharType="end"/>
+            </w:r>
+          </w:hyperlink>
+        </w:p>
+        <w:p>
+          <w:pPr>
+            <w:pStyle w:val="TOC2"/>
+            <w:tabs>
+              <w:tab w:val="left" w:pos="960"/>
+              <w:tab w:val="right" w:leader="dot" w:pos="9016"/>
+            </w:tabs>
+            <w:rPr>
+              <w:rFonts w:eastAsiaTheme="minorEastAsia"/>
+              <w:noProof/>
+              <w:sz w:val="24"/>
+              <w:szCs w:val="24"/>
+              <w:lang w:eastAsia="en-AU"/>
+            </w:rPr>
+          </w:pPr>
+          <w:hyperlink w:anchor="_Toc219577740" w:history="1">
+            <w:r>
+              <w:rPr>
+                <w:rStyle w:val="Hyperlink"/>
+                <w:noProof/>
+              </w:rPr>
+              <w:t>2.3</w:t>
+            </w:r>
+            <w:r>
+              <w:rPr>
+                <w:rFonts w:eastAsiaTheme="minorEastAsia"/>
+                <w:noProof/>
+                <w:sz w:val="24"/>
+                <w:szCs w:val="24"/>
+                <w:lang w:eastAsia="en-AU"/>
+              </w:rPr>
+              <w:t xml:space="preserve"> </w:t>
+            </w:r>
+            <w:r>
+              <w:rPr>
+                <w:rStyle w:val="Hyperlink"/>
+                <w:noProof/>
+              </w:rPr>
+              <w:t>Data Limitations</w:t>
+            </w:r>
+            <w:r>
+              <w:rPr>
+                <w:noProof/>
+                <w:webHidden/>
+              </w:rPr>
+              <w:tab/>
+            </w:r>
+            <w:r>
+              <w:rPr>
+                <w:noProof/>
+                <w:webHidden/>
+              </w:rPr>
+              <w:fldChar w:fldCharType="begin"/>
+            </w:r>
+            <w:r>
+              <w:rPr>
+                <w:noProof/>
+                <w:webHidden/>
+              </w:rPr>
+              <w:instrText xml:space="preserve"> PAGEREF _Toc219577740 \h </w:instrText>
+            </w:r>
+            <w:r>
+              <w:rPr>
+                <w:noProof/>
+                <w:webHidden/>
+              </w:rPr>
+            </w:r>
+            <w:r>
+              <w:rPr>
+                <w:noProof/>
+                <w:webHidden/>
+              </w:rPr>
+              <w:fldChar w:fldCharType="separate"/>
+            </w:r>
+            <w:r>
+              <w:rPr>
+                <w:noProof/>
+                <w:webHidden/>
+              </w:rPr>
+              <w:t>4</w:t>
+            </w:r>
+            <w:r>
+              <w:rPr>
+                <w:noProof/>
+                <w:webHidden/>
+              </w:rPr>
+              <w:fldChar w:fldCharType="end"/>
+            </w:r>
+          </w:hyperlink>
+        </w:p>
+        <w:p>
+          <w:pPr>
+            <w:pStyle w:val="TOC1"/>
+            <w:tabs>
+              <w:tab w:val="right" w:leader="dot" w:pos="9016"/>
+            </w:tabs>
+            <w:rPr>
+              <w:rFonts w:eastAsiaTheme="minorEastAsia"/>
+              <w:noProof/>
+              <w:sz w:val="24"/>
+              <w:szCs w:val="24"/>
+              <w:lang w:eastAsia="en-AU"/>
+            </w:rPr>
+          </w:pPr>
+          <w:hyperlink w:anchor="_Toc219577741" w:history="1">
+            <w:r>
+              <w:rPr>
+                <w:rStyle w:val="Hyperlink"/>
+                <w:noProof/>
+              </w:rPr>
+              <w:t>3.0 Data Cleaning &amp; Preparation</w:t>
+            </w:r>
+            <w:r>
+              <w:rPr>
+                <w:noProof/>
+                <w:webHidden/>
+              </w:rPr>
+              <w:tab/>
+            </w:r>
+            <w:r>
+              <w:rPr>
+                <w:noProof/>
+                <w:webHidden/>
+              </w:rPr>
+              <w:fldChar w:fldCharType="begin"/>
+            </w:r>
+            <w:r>
+              <w:rPr>
+                <w:noProof/>
+                <w:webHidden/>
+              </w:rPr>
+              <w:instrText xml:space="preserve"> PAGEREF _Toc219577741 \h </w:instrText>
+            </w:r>
+            <w:r>
+              <w:rPr>
+                <w:noProof/>
+                <w:webHidden/>
+              </w:rPr>
+            </w:r>
+            <w:r>
+              <w:rPr>
+                <w:noProof/>
+                <w:webHidden/>
+              </w:rPr>
+              <w:fldChar w:fldCharType="separate"/>
+            </w:r>
+            <w:r>
+              <w:rPr>
+                <w:noProof/>
+                <w:webHidden/>
+              </w:rPr>
+              <w:t>5</w:t>
             </w:r>
             <w:r>
               <w:rPr>
@@ -600,13 +860,13 @@
               <w:lang w:eastAsia="en-AU"/>
             </w:rPr>
           </w:pPr>
-          <w:hyperlink w:anchor="_Toc217224927" w:history="1">
+          <w:hyperlink w:anchor="_Toc219577742" w:history="1">
             <w:r>
               <w:rPr>
                 <w:rStyle w:val="Hyperlink"/>
                 <w:noProof/>
               </w:rPr>
-              <w:t>2.2 Secondary Data</w:t>
+              <w:t>3.1 Data Consolidation</w:t>
             </w:r>
             <w:r>
               <w:rPr>
@@ -627,7 +887,7 @@
                 <w:noProof/>
                 <w:webHidden/>
               </w:rPr>
-              <w:instrText xml:space="preserve"> PAGEREF _Toc217224927 \h </w:instrText>
+              <w:instrText xml:space="preserve"> PAGEREF _Toc219577742 \h </w:instrText>
             </w:r>
             <w:r>
               <w:rPr>
@@ -647,7 +907,7 @@
                 <w:noProof/>
                 <w:webHidden/>
               </w:rPr>
-              <w:t>4</w:t>
+              <w:t>5</w:t>
             </w:r>
             <w:r>
               <w:rPr>
@@ -672,13 +932,13 @@
               <w:lang w:eastAsia="en-AU"/>
             </w:rPr>
           </w:pPr>
-          <w:hyperlink w:anchor="_Toc217224928" w:history="1">
+          <w:hyperlink w:anchor="_Toc219577743" w:history="1">
             <w:r>
               <w:rPr>
                 <w:rStyle w:val="Hyperlink"/>
                 <w:noProof/>
               </w:rPr>
-              <w:t>2.3 Data Limitations</w:t>
+              <w:t>3.2 Data Cleaning</w:t>
             </w:r>
             <w:r>
               <w:rPr>
@@ -699,7 +959,7 @@
                 <w:noProof/>
                 <w:webHidden/>
               </w:rPr>
-              <w:instrText xml:space="preserve"> PAGEREF _Toc217224928 \h </w:instrText>
+              <w:instrText xml:space="preserve"> PAGEREF _Toc219577743 \h </w:instrText>
             </w:r>
             <w:r>
               <w:rPr>
@@ -719,7 +979,7 @@
                 <w:noProof/>
                 <w:webHidden/>
               </w:rPr>
-              <w:t>4</w:t>
+              <w:t>5</w:t>
             </w:r>
             <w:r>
               <w:rPr>
@@ -744,13 +1004,13 @@
               <w:lang w:eastAsia="en-AU"/>
             </w:rPr>
           </w:pPr>
-          <w:hyperlink w:anchor="_Toc217224929" w:history="1">
+          <w:hyperlink w:anchor="_Toc219577744" w:history="1">
             <w:r>
               <w:rPr>
                 <w:rStyle w:val="Hyperlink"/>
                 <w:noProof/>
               </w:rPr>
-              <w:t>3.0 Data Cleaning &amp; Preparation</w:t>
+              <w:t>4.0 Analysis Summary</w:t>
             </w:r>
             <w:r>
               <w:rPr>
@@ -771,7 +1031,7 @@
                 <w:noProof/>
                 <w:webHidden/>
               </w:rPr>
-              <w:instrText xml:space="preserve"> PAGEREF _Toc217224929 \h </w:instrText>
+              <w:instrText xml:space="preserve"> PAGEREF _Toc219577744 \h </w:instrText>
             </w:r>
             <w:r>
               <w:rPr>
@@ -791,7 +1051,7 @@
                 <w:noProof/>
                 <w:webHidden/>
               </w:rPr>
-              <w:t>5</w:t>
+              <w:t>6</w:t>
             </w:r>
             <w:r>
               <w:rPr>
@@ -816,13 +1076,13 @@
               <w:lang w:eastAsia="en-AU"/>
             </w:rPr>
           </w:pPr>
-          <w:hyperlink w:anchor="_Toc217224930" w:history="1">
+          <w:hyperlink w:anchor="_Toc219577745" w:history="1">
             <w:r>
               <w:rPr>
                 <w:rStyle w:val="Hyperlink"/>
                 <w:noProof/>
               </w:rPr>
-              <w:t>3.1 Data Consolidation</w:t>
+              <w:t>4.1 Trends in User Type Behaviour</w:t>
             </w:r>
             <w:r>
               <w:rPr>
@@ -843,7 +1103,7 @@
                 <w:noProof/>
                 <w:webHidden/>
               </w:rPr>
-              <w:instrText xml:space="preserve"> PAGEREF _Toc217224930 \h </w:instrText>
+              <w:instrText xml:space="preserve"> PAGEREF _Toc219577745 \h </w:instrText>
             </w:r>
             <w:r>
               <w:rPr>
@@ -863,7 +1123,7 @@
                 <w:noProof/>
                 <w:webHidden/>
               </w:rPr>
-              <w:t>5</w:t>
+              <w:t>6</w:t>
             </w:r>
             <w:r>
               <w:rPr>
@@ -888,13 +1148,13 @@
               <w:lang w:eastAsia="en-AU"/>
             </w:rPr>
           </w:pPr>
-          <w:hyperlink w:anchor="_Toc217224931" w:history="1">
+          <w:hyperlink w:anchor="_Toc219577746" w:history="1">
             <w:r>
               <w:rPr>
                 <w:rStyle w:val="Hyperlink"/>
                 <w:noProof/>
               </w:rPr>
-              <w:t>3.2 Data Cleaning</w:t>
+              <w:t>4.2 Application of Trends</w:t>
             </w:r>
             <w:r>
               <w:rPr>
@@ -915,7 +1175,7 @@
                 <w:noProof/>
                 <w:webHidden/>
               </w:rPr>
-              <w:instrText xml:space="preserve"> PAGEREF _Toc217224931 \h </w:instrText>
+              <w:instrText xml:space="preserve"> PAGEREF _Toc219577746 \h </w:instrText>
             </w:r>
             <w:r>
               <w:rPr>
@@ -935,7 +1195,7 @@
                 <w:noProof/>
                 <w:webHidden/>
               </w:rPr>
-              <w:t>5</w:t>
+              <w:t>6</w:t>
             </w:r>
             <w:r>
               <w:rPr>
@@ -960,13 +1220,13 @@
               <w:lang w:eastAsia="en-AU"/>
             </w:rPr>
           </w:pPr>
-          <w:hyperlink w:anchor="_Toc217224932" w:history="1">
+          <w:hyperlink w:anchor="_Toc219577747" w:history="1">
             <w:r>
               <w:rPr>
                 <w:rStyle w:val="Hyperlink"/>
                 <w:noProof/>
               </w:rPr>
-              <w:t>4.0 Analysis Summary</w:t>
+              <w:t>5.0 Visualisation &amp; Key Insights</w:t>
             </w:r>
             <w:r>
               <w:rPr>
@@ -987,7 +1247,7 @@
                 <w:noProof/>
                 <w:webHidden/>
               </w:rPr>
-              <w:instrText xml:space="preserve"> PAGEREF _Toc217224932 \h </w:instrText>
+              <w:instrText xml:space="preserve"> PAGEREF _Toc219577747 \h </w:instrText>
             </w:r>
             <w:r>
               <w:rPr>
@@ -1007,151 +1267,7 @@
                 <w:noProof/>
                 <w:webHidden/>
               </w:rPr>
-              <w:t>6</w:t>
-            </w:r>
-            <w:r>
-              <w:rPr>
-                <w:noProof/>
-                <w:webHidden/>
-              </w:rPr>
-              <w:fldChar w:fldCharType="end"/>
-            </w:r>
-          </w:hyperlink>
-        </w:p>
-        <w:p>
-          <w:pPr>
-            <w:pStyle w:val="TOC2"/>
-            <w:tabs>
-              <w:tab w:val="right" w:leader="dot" w:pos="9016"/>
-            </w:tabs>
-            <w:rPr>
-              <w:rFonts w:eastAsiaTheme="minorEastAsia"/>
-              <w:noProof/>
-              <w:sz w:val="24"/>
-              <w:szCs w:val="24"/>
-              <w:lang w:eastAsia="en-AU"/>
-            </w:rPr>
-          </w:pPr>
-          <w:hyperlink w:anchor="_Toc217224933" w:history="1">
-            <w:r>
-              <w:rPr>
-                <w:rStyle w:val="Hyperlink"/>
-                <w:noProof/>
-              </w:rPr>
-              <w:t>4.1Trends in Smart Device Usage</w:t>
-            </w:r>
-            <w:r>
-              <w:rPr>
-                <w:noProof/>
-                <w:webHidden/>
-              </w:rPr>
-              <w:tab/>
-            </w:r>
-            <w:r>
-              <w:rPr>
-                <w:noProof/>
-                <w:webHidden/>
-              </w:rPr>
-              <w:fldChar w:fldCharType="begin"/>
-            </w:r>
-            <w:r>
-              <w:rPr>
-                <w:noProof/>
-                <w:webHidden/>
-              </w:rPr>
-              <w:instrText xml:space="preserve"> PAGEREF _Toc217224933 \h </w:instrText>
-            </w:r>
-            <w:r>
-              <w:rPr>
-                <w:noProof/>
-                <w:webHidden/>
-              </w:rPr>
-            </w:r>
-            <w:r>
-              <w:rPr>
-                <w:noProof/>
-                <w:webHidden/>
-              </w:rPr>
-              <w:fldChar w:fldCharType="separate"/>
-            </w:r>
-            <w:r>
-              <w:rPr>
-                <w:noProof/>
-                <w:webHidden/>
-              </w:rPr>
-              <w:t>6</w:t>
-            </w:r>
-            <w:r>
-              <w:rPr>
-                <w:noProof/>
-                <w:webHidden/>
-              </w:rPr>
-              <w:fldChar w:fldCharType="end"/>
-            </w:r>
-          </w:hyperlink>
-        </w:p>
-        <w:p>
-          <w:pPr>
-            <w:pStyle w:val="TOC2"/>
-            <w:tabs>
-              <w:tab w:val="right" w:leader="dot" w:pos="9016"/>
-            </w:tabs>
-            <w:rPr>
-              <w:rFonts w:eastAsiaTheme="minorEastAsia"/>
-              <w:noProof/>
-              <w:sz w:val="24"/>
-              <w:szCs w:val="24"/>
-              <w:lang w:eastAsia="en-AU"/>
-            </w:rPr>
-          </w:pPr>
-          <w:hyperlink w:anchor="_Toc217224934" w:history="1">
-            <w:r>
-              <w:rPr>
-                <w:rStyle w:val="Hyperlink"/>
-                <w:noProof/>
-              </w:rPr>
-              <w:t>4.2 Application of Trends to Bellabeat Customers</w:t>
-            </w:r>
-            <w:r>
-              <w:rPr>
-                <w:noProof/>
-                <w:webHidden/>
-              </w:rPr>
-              <w:tab/>
-            </w:r>
-            <w:r>
-              <w:rPr>
-                <w:noProof/>
-                <w:webHidden/>
-              </w:rPr>
-              <w:fldChar w:fldCharType="begin"/>
-            </w:r>
-            <w:r>
-              <w:rPr>
-                <w:noProof/>
-                <w:webHidden/>
-              </w:rPr>
-              <w:instrText xml:space="preserve"> PAGEREF _Toc217224934 \h </w:instrText>
-            </w:r>
-            <w:r>
-              <w:rPr>
-                <w:noProof/>
-                <w:webHidden/>
-              </w:rPr>
-            </w:r>
-            <w:r>
-              <w:rPr>
-                <w:noProof/>
-                <w:webHidden/>
-              </w:rPr>
-              <w:fldChar w:fldCharType="separate"/>
-            </w:r>
-            <w:r>
-              <w:rPr>
-                <w:noProof/>
-                <w:webHidden/>
-              </w:rPr>
-              <w:t>6</w:t>
+              <w:t>7</w:t>
             </w:r>
             <w:r>
               <w:rPr>
@@ -1176,13 +1292,13 @@
               <w:lang w:eastAsia="en-AU"/>
             </w:rPr>
           </w:pPr>
-          <w:hyperlink w:anchor="_Toc217224935" w:history="1">
+          <w:hyperlink w:anchor="_Toc219577748" w:history="1">
             <w:r>
               <w:rPr>
                 <w:rStyle w:val="Hyperlink"/>
                 <w:noProof/>
               </w:rPr>
-              <w:t>5.0 Visualisation &amp; Key Insights</w:t>
+              <w:t>6.0 Recommendations</w:t>
             </w:r>
             <w:r>
               <w:rPr>
@@ -1203,7 +1319,7 @@
                 <w:noProof/>
                 <w:webHidden/>
               </w:rPr>
-              <w:instrText xml:space="preserve"> PAGEREF _Toc217224935 \h </w:instrText>
+              <w:instrText xml:space="preserve"> PAGEREF _Toc219577748 \h </w:instrText>
             </w:r>
             <w:r>
               <w:rPr>
@@ -1223,7 +1339,7 @@
                 <w:noProof/>
                 <w:webHidden/>
               </w:rPr>
-              <w:t>7</w:t>
+              <w:t>10</w:t>
             </w:r>
             <w:r>
               <w:rPr>
@@ -1248,13 +1364,13 @@
               <w:lang w:eastAsia="en-AU"/>
             </w:rPr>
           </w:pPr>
-          <w:hyperlink w:anchor="_Toc217224936" w:history="1">
+          <w:hyperlink w:anchor="_Toc219577749" w:history="1">
             <w:r>
               <w:rPr>
                 <w:rStyle w:val="Hyperlink"/>
                 <w:noProof/>
               </w:rPr>
-              <w:t>6.0 Recommendations</w:t>
+              <w:t>7.0 Appendix</w:t>
             </w:r>
             <w:r>
               <w:rPr>
@@ -1275,7 +1391,7 @@
                 <w:noProof/>
                 <w:webHidden/>
               </w:rPr>
-              <w:instrText xml:space="preserve"> PAGEREF _Toc217224936 \h </w:instrText>
+              <w:instrText xml:space="preserve"> PAGEREF _Toc219577749 \h </w:instrText>
             </w:r>
             <w:r>
               <w:rPr>
@@ -1295,7 +1411,7 @@
                 <w:noProof/>
                 <w:webHidden/>
               </w:rPr>
-              <w:t>10</w:t>
+              <w:t>11</w:t>
             </w:r>
             <w:r>
               <w:rPr>
@@ -1720,7 +1836,7 @@
         </w:numPr>
       </w:pPr>
       <w:bookmarkStart w:id="0" w:name="_Toc215062184"/>
-      <w:bookmarkStart w:id="1" w:name="_Toc217224924"/>
+      <w:bookmarkStart w:id="1" w:name="_Toc219577736"/>
       <w:r>
         <w:lastRenderedPageBreak/>
         <w:t>Business Task</w:t>
@@ -1743,11 +1859,9 @@
         </w:rPr>
         <w:t xml:space="preserve">Title: </w:t>
       </w:r>
-      <w:proofErr w:type="spellStart"/>
       <w:r>
         <w:t>Cyclistic</w:t>
       </w:r>
-      <w:proofErr w:type="spellEnd"/>
       <w:r>
         <w:t>:</w:t>
       </w:r>
@@ -1778,13 +1892,8 @@
       </w:r>
     </w:p>
     <w:p>
-      <w:proofErr w:type="spellStart"/>
-      <w:r>
-        <w:t>Cyclistic</w:t>
-      </w:r>
-      <w:proofErr w:type="spellEnd"/>
-      <w:r>
-        <w:t xml:space="preserve"> </w:t>
+      <w:r>
+        <w:t xml:space="preserve">Cyclistic </w:t>
       </w:r>
       <w:r>
         <w:t xml:space="preserve">is a Chicago-based bike-share company seeking to increase profitability. Their financial analyst team have </w:t>
@@ -1855,15 +1964,7 @@
         <w:t xml:space="preserve"> </w:t>
       </w:r>
       <w:r>
-        <w:t xml:space="preserve">the </w:t>
-      </w:r>
-      <w:proofErr w:type="spellStart"/>
-      <w:r>
-        <w:t>Cyclistic</w:t>
-      </w:r>
-      <w:proofErr w:type="spellEnd"/>
-      <w:r>
-        <w:t xml:space="preserve"> program</w:t>
+        <w:t>the Cyclistic program</w:t>
       </w:r>
       <w:r>
         <w:t>,</w:t>
@@ -1912,15 +2013,7 @@
         </w:rPr>
       </w:pPr>
       <w:r>
-        <w:t xml:space="preserve">How do annual members and casual riders use </w:t>
-      </w:r>
-      <w:proofErr w:type="spellStart"/>
-      <w:r>
-        <w:t>Cyclistic</w:t>
-      </w:r>
-      <w:proofErr w:type="spellEnd"/>
-      <w:r>
-        <w:t xml:space="preserve"> bikes </w:t>
+        <w:t xml:space="preserve">How do annual members and casual riders use Cyclistic bikes </w:t>
       </w:r>
       <w:r>
         <w:t>differently</w:t>
@@ -1942,15 +2035,7 @@
         </w:rPr>
       </w:pPr>
       <w:r>
-        <w:t xml:space="preserve">Why would casual riders buy </w:t>
-      </w:r>
-      <w:proofErr w:type="spellStart"/>
-      <w:r>
-        <w:t>Cyclistic</w:t>
-      </w:r>
-      <w:proofErr w:type="spellEnd"/>
-      <w:r>
-        <w:t xml:space="preserve"> annual memberships? </w:t>
+        <w:t xml:space="preserve">Why would casual riders buy Cyclistic annual memberships? </w:t>
       </w:r>
     </w:p>
     <w:p>
@@ -1966,15 +2051,7 @@
         </w:rPr>
       </w:pPr>
       <w:r>
-        <w:t xml:space="preserve">How can </w:t>
-      </w:r>
-      <w:proofErr w:type="spellStart"/>
-      <w:r>
-        <w:t>Cyclistic</w:t>
-      </w:r>
-      <w:proofErr w:type="spellEnd"/>
-      <w:r>
-        <w:t xml:space="preserve"> use digital media to </w:t>
+        <w:t xml:space="preserve">How can Cyclistic use digital media to </w:t>
       </w:r>
       <w:r>
         <w:t>influence</w:t>
@@ -2009,11 +2086,9 @@
       <w:r>
         <w:t xml:space="preserve">The analysis uses </w:t>
       </w:r>
-      <w:proofErr w:type="spellStart"/>
-      <w:r>
-        <w:t>Cyclisitic</w:t>
-      </w:r>
-      <w:proofErr w:type="spellEnd"/>
+      <w:r>
+        <w:t>Cyclistic</w:t>
+      </w:r>
       <w:r>
         <w:t xml:space="preserve"> historical trip data from </w:t>
       </w:r>
@@ -2098,7 +2173,10 @@
       </w:r>
       <w:proofErr w:type="spellStart"/>
       <w:r>
-        <w:t>Cyclistic’s</w:t>
+        <w:t>Cyclistic</w:t>
+      </w:r>
+      <w:r>
+        <w:t>’s</w:t>
       </w:r>
       <w:proofErr w:type="spellEnd"/>
       <w:r>
@@ -2122,7 +2200,7 @@
         <w:pStyle w:val="Heading1"/>
       </w:pPr>
       <w:bookmarkStart w:id="2" w:name="_Toc215062185"/>
-      <w:bookmarkStart w:id="3" w:name="_Toc217224925"/>
+      <w:bookmarkStart w:id="3" w:name="_Toc219577737"/>
       <w:r>
         <w:lastRenderedPageBreak/>
         <w:t>2.0 Data Sources</w:t>
@@ -2134,7 +2212,7 @@
       <w:pPr>
         <w:pStyle w:val="Heading2"/>
       </w:pPr>
-      <w:bookmarkStart w:id="4" w:name="_Toc217224926"/>
+      <w:bookmarkStart w:id="4" w:name="_Toc219577738"/>
       <w:r>
         <w:t>2.1 Primary Data</w:t>
       </w:r>
@@ -2163,13 +2241,8 @@
         <w:t>’ historical</w:t>
       </w:r>
       <w:r>
-        <w:t xml:space="preserve"> Bike-Share Trip Data, provided by </w:t>
-      </w:r>
-      <w:proofErr w:type="spellStart"/>
-      <w:r>
-        <w:t>Cyclistic</w:t>
-      </w:r>
-      <w:proofErr w:type="spellEnd"/>
+        <w:t xml:space="preserve"> Bike-Share Trip Data, provided by Cyclistic</w:t>
+      </w:r>
       <w:r>
         <w:t xml:space="preserve">. The dataset consists of individual bike trip records automatically collected through </w:t>
       </w:r>
@@ -2438,7 +2511,7 @@
           <w:numId w:val="2"/>
         </w:numPr>
       </w:pPr>
-      <w:bookmarkStart w:id="5" w:name="_Toc217224927"/>
+      <w:bookmarkStart w:id="5" w:name="_Toc219577739"/>
       <w:r>
         <w:t>Secondary Data</w:t>
       </w:r>
@@ -2526,7 +2599,7 @@
           <w:numId w:val="2"/>
         </w:numPr>
       </w:pPr>
-      <w:bookmarkStart w:id="6" w:name="_Toc217224928"/>
+      <w:bookmarkStart w:id="6" w:name="_Toc219577740"/>
       <w:r>
         <w:t>Data Limitations</w:t>
       </w:r>
@@ -2558,7 +2631,7 @@
         <w:pStyle w:val="Heading1"/>
       </w:pPr>
       <w:bookmarkStart w:id="7" w:name="_Toc215062186"/>
-      <w:bookmarkStart w:id="8" w:name="_Toc217224929"/>
+      <w:bookmarkStart w:id="8" w:name="_Toc219577741"/>
       <w:r>
         <w:t>3.0 Data Cleaning &amp; Preparation</w:t>
       </w:r>
@@ -2569,7 +2642,7 @@
       <w:pPr>
         <w:pStyle w:val="Heading2"/>
       </w:pPr>
-      <w:bookmarkStart w:id="9" w:name="_Toc217224930"/>
+      <w:bookmarkStart w:id="9" w:name="_Toc219577742"/>
       <w:r>
         <w:t>3.1 Data Consolidation</w:t>
       </w:r>
@@ -2588,11 +2661,17 @@
       </w:r>
       <w:proofErr w:type="spellStart"/>
       <w:r>
-        <w:t>Cyclistics</w:t>
+        <w:t>Cyclistic</w:t>
+      </w:r>
+      <w:r>
+        <w:t>’</w:t>
+      </w:r>
+      <w:r>
+        <w:t>s</w:t>
       </w:r>
       <w:proofErr w:type="spellEnd"/>
       <w:r>
-        <w:t xml:space="preserve">’ historical Bike-Share Trip Data for analysis </w:t>
+        <w:t xml:space="preserve"> historical Bike-Share Trip Data for analysis </w:t>
       </w:r>
       <w:r>
         <w:t xml:space="preserve">involved the consolidation of the raw data files. </w:t>
@@ -2606,11 +2685,9 @@
       <w:r>
         <w:t xml:space="preserve">, obtained from </w:t>
       </w:r>
-      <w:proofErr w:type="spellStart"/>
-      <w:r>
-        <w:t>Cyclisitic</w:t>
-      </w:r>
-      <w:proofErr w:type="spellEnd"/>
+      <w:r>
+        <w:t>Cyclistic</w:t>
+      </w:r>
       <w:r>
         <w:t xml:space="preserve">, </w:t>
       </w:r>
@@ -2664,7 +2741,7 @@
       <w:pPr>
         <w:pStyle w:val="Heading2"/>
       </w:pPr>
-      <w:bookmarkStart w:id="10" w:name="_Toc217224931"/>
+      <w:bookmarkStart w:id="10" w:name="_Toc219577743"/>
       <w:r>
         <w:t>3.2 Data Cleaning</w:t>
       </w:r>
@@ -2993,7 +3070,7 @@
         <w:pStyle w:val="Heading1"/>
       </w:pPr>
       <w:bookmarkStart w:id="11" w:name="_Toc215062187"/>
-      <w:bookmarkStart w:id="12" w:name="_Toc217224932"/>
+      <w:bookmarkStart w:id="12" w:name="_Toc219577744"/>
       <w:r>
         <w:lastRenderedPageBreak/>
         <w:t>4.0 Analysis Summary</w:t>
@@ -3005,17 +3082,23 @@
       <w:pPr>
         <w:pStyle w:val="Heading2"/>
       </w:pPr>
-      <w:bookmarkStart w:id="13" w:name="_Toc217224933"/>
-      <w:r>
-        <w:t xml:space="preserve">4.1Trends in </w:t>
+      <w:bookmarkStart w:id="13" w:name="_Toc219577745"/>
+      <w:r>
+        <w:t>4.1</w:t>
+      </w:r>
+      <w:r>
+        <w:t xml:space="preserve"> </w:t>
+      </w:r>
+      <w:r>
+        <w:t xml:space="preserve">Trends in </w:t>
+      </w:r>
+      <w:r>
+        <w:t>User</w:t>
+      </w:r>
+      <w:r>
+        <w:t xml:space="preserve"> Type Behaviour</w:t>
       </w:r>
       <w:bookmarkEnd w:id="13"/>
-      <w:r>
-        <w:t>User</w:t>
-      </w:r>
-      <w:r>
-        <w:t xml:space="preserve"> Type Behaviour</w:t>
-      </w:r>
     </w:p>
     <w:p/>
     <w:p>
@@ -3122,22 +3205,14 @@
       <w:pPr>
         <w:pStyle w:val="Heading2"/>
       </w:pPr>
-      <w:bookmarkStart w:id="14" w:name="_Toc217224934"/>
+      <w:bookmarkStart w:id="14" w:name="_Toc219577746"/>
       <w:r>
         <w:t xml:space="preserve">4.2 </w:t>
       </w:r>
       <w:r>
-        <w:t xml:space="preserve">Application of Trends to </w:t>
+        <w:t>Application of Trends</w:t>
       </w:r>
       <w:bookmarkEnd w:id="14"/>
-      <w:proofErr w:type="spellStart"/>
-      <w:r>
-        <w:t>Cyclistic’s</w:t>
-      </w:r>
-      <w:proofErr w:type="spellEnd"/>
-      <w:r>
-        <w:t xml:space="preserve"> Marketing Team</w:t>
-      </w:r>
     </w:p>
     <w:p/>
     <w:p>
@@ -3200,7 +3275,7 @@
       <w:pPr>
         <w:pStyle w:val="Heading1"/>
       </w:pPr>
-      <w:bookmarkStart w:id="15" w:name="_Toc217224935"/>
+      <w:bookmarkStart w:id="15" w:name="_Toc219577747"/>
       <w:r>
         <w:lastRenderedPageBreak/>
         <w:t>5.0 Visualisation &amp; Key Insights</w:t>
@@ -3996,49 +4071,16 @@
         <w:t xml:space="preserve">the </w:t>
       </w:r>
       <w:r>
-        <w:t xml:space="preserve">weekend. With the highest volume of trips occurring on Tuesdays </w:t>
-      </w:r>
-      <w:r>
-        <w:t>[</w:t>
-      </w:r>
-      <w:r>
-        <w:rPr>
-          <w:color w:val="EE0000"/>
-        </w:rPr>
-        <w:t>add</w:t>
-      </w:r>
-      <w:r>
-        <w:rPr>
-          <w:color w:val="EE0000"/>
-        </w:rPr>
-        <w:t xml:space="preserve"> stat here</w:t>
-      </w:r>
-      <w:r>
-        <w:t xml:space="preserve">] </w:t>
-      </w:r>
-      <w:r>
-        <w:t>and lowest volume occurring on Sundays</w:t>
-      </w:r>
-      <w:r>
-        <w:t xml:space="preserve"> [</w:t>
-      </w:r>
-      <w:r>
-        <w:rPr>
-          <w:color w:val="EE0000"/>
-        </w:rPr>
-        <w:t>add</w:t>
-      </w:r>
-      <w:r>
-        <w:rPr>
-          <w:color w:val="EE0000"/>
-        </w:rPr>
-        <w:t xml:space="preserve"> stat here</w:t>
-      </w:r>
-      <w:r>
-        <w:t>]</w:t>
-      </w:r>
-      <w:r>
-        <w:t xml:space="preserve">. This trend further supports </w:t>
+        <w:t xml:space="preserve">weekend. </w:t>
+      </w:r>
+      <w:r>
+        <w:t>The highest volume of trips occurred on Tuesdays, with 496,897 trips, while the lowest volume occurred on Sundays, with 287,082 trips</w:t>
+      </w:r>
+      <w:r>
+        <w:t>. This</w:t>
+      </w:r>
+      <w:r>
+        <w:t xml:space="preserve"> trend further supports </w:t>
       </w:r>
       <w:r>
         <w:t>the</w:t>
@@ -4097,70 +4139,13 @@
         <w:t xml:space="preserve">significantly increasing </w:t>
       </w:r>
       <w:r>
-        <w:t xml:space="preserve">over the weekend. </w:t>
-      </w:r>
-      <w:r>
-        <w:t xml:space="preserve">This trend </w:t>
-      </w:r>
-      <w:r>
-        <w:t xml:space="preserve">also </w:t>
-      </w:r>
-      <w:r>
-        <w:t xml:space="preserve">further supports leisure/recreational-based </w:t>
-      </w:r>
-      <w:r>
-        <w:t>group</w:t>
-      </w:r>
-      <w:r>
-        <w:t xml:space="preserve"> assumption</w:t>
-      </w:r>
-      <w:r>
-        <w:t>, where</w:t>
-      </w:r>
-      <w:r>
-        <w:t xml:space="preserve"> typical work</w:t>
-      </w:r>
-      <w:r>
-        <w:t>ing</w:t>
-      </w:r>
-      <w:r>
-        <w:t xml:space="preserve"> periods attract significantly less engagement compared to non-work</w:t>
-      </w:r>
-      <w:r>
-        <w:t>ing</w:t>
-      </w:r>
-      <w:r>
-        <w:t xml:space="preserve"> periods</w:t>
+        <w:t>over the weekend.</w:t>
       </w:r>
       <w:r>
         <w:t xml:space="preserve"> </w:t>
       </w:r>
       <w:r>
-        <w:t>[</w:t>
-      </w:r>
-      <w:r>
-        <w:rPr>
-          <w:color w:val="EE0000"/>
-        </w:rPr>
-        <w:t>add</w:t>
-      </w:r>
-      <w:r>
-        <w:rPr>
-          <w:color w:val="EE0000"/>
-        </w:rPr>
-        <w:t xml:space="preserve"> </w:t>
-      </w:r>
-      <w:r>
-        <w:rPr>
-          <w:color w:val="EE0000"/>
-        </w:rPr>
-        <w:t>stat here</w:t>
-      </w:r>
-      <w:r>
-        <w:t>]</w:t>
-      </w:r>
-      <w:r>
-        <w:t>.</w:t>
+        <w:t>This trend further supports the assumption that the group is leisure-oriented, with engagement during working periods approximately 64% lower than during non-working periods.</w:t>
       </w:r>
     </w:p>
     <w:p>
@@ -4567,7 +4552,7 @@
         <w:pStyle w:val="Heading1"/>
       </w:pPr>
       <w:bookmarkStart w:id="24" w:name="_Toc215062189"/>
-      <w:bookmarkStart w:id="25" w:name="_Toc217224936"/>
+      <w:bookmarkStart w:id="25" w:name="_Toc219577748"/>
       <w:r>
         <w:lastRenderedPageBreak/>
         <w:t>6.0 Recommendations</w:t>
@@ -4580,11 +4565,9 @@
       <w:r>
         <w:t xml:space="preserve">Based on the analysis of user behaviour and engagement data, the following recommendations are proposed for the </w:t>
       </w:r>
-      <w:proofErr w:type="spellStart"/>
-      <w:r>
-        <w:t>Cyclictic</w:t>
-      </w:r>
-      <w:proofErr w:type="spellEnd"/>
+      <w:r>
+        <w:t>Cyclistic</w:t>
+      </w:r>
       <w:r>
         <w:t xml:space="preserve"> marketing team:</w:t>
       </w:r>
@@ -4854,11 +4837,9 @@
       <w:r>
         <w:t>Usage-based incentives (</w:t>
       </w:r>
-      <w:proofErr w:type="spellStart"/>
-      <w:r>
-        <w:t>e.g</w:t>
-      </w:r>
-      <w:proofErr w:type="spellEnd"/>
+      <w:r>
+        <w:t>e.g.</w:t>
+      </w:r>
       <w:r>
         <w:t xml:space="preserve"> “Ride X times, receive membership credit”)</w:t>
       </w:r>
@@ -4882,6 +4863,7 @@
       <w:pPr>
         <w:pStyle w:val="Heading1"/>
       </w:pPr>
+      <w:bookmarkStart w:id="26" w:name="_Toc219577749"/>
       <w:r>
         <w:lastRenderedPageBreak/>
         <w:t>7.</w:t>
@@ -4889,6 +4871,7 @@
       <w:r>
         <w:t>0 Appendix</w:t>
       </w:r>
+      <w:bookmarkEnd w:id="26"/>
     </w:p>
     <w:p>
       <w:pPr>
@@ -5022,7 +5005,7 @@
                                 <w:szCs w:val="22"/>
                               </w:rPr>
                             </w:pPr>
-                            <w:bookmarkStart w:id="26" w:name="_Toc218446802"/>
+                            <w:bookmarkStart w:id="27" w:name="_Toc218446802"/>
                             <w:r>
                               <w:t xml:space="preserve">Figure </w:t>
                             </w:r>
@@ -5037,7 +5020,7 @@
                             <w:r>
                               <w:t>: Users Per Birthyear</w:t>
                             </w:r>
-                            <w:bookmarkEnd w:id="26"/>
+                            <w:bookmarkEnd w:id="27"/>
                           </w:p>
                         </w:txbxContent>
                       </wps:txbx>
@@ -5066,7 +5049,7 @@
                           <w:szCs w:val="22"/>
                         </w:rPr>
                       </w:pPr>
-                      <w:bookmarkStart w:id="27" w:name="_Toc218446802"/>
+                      <w:bookmarkStart w:id="28" w:name="_Toc218446802"/>
                       <w:r>
                         <w:t xml:space="preserve">Figure </w:t>
                       </w:r>
@@ -5081,7 +5064,7 @@
                       <w:r>
                         <w:t>: Users Per Birthyear</w:t>
                       </w:r>
-                      <w:bookmarkEnd w:id="27"/>
+                      <w:bookmarkEnd w:id="28"/>
                     </w:p>
                   </w:txbxContent>
                 </v:textbox>
@@ -5308,7 +5291,7 @@
                                 <w:szCs w:val="22"/>
                               </w:rPr>
                             </w:pPr>
-                            <w:bookmarkStart w:id="28" w:name="_Toc218446803"/>
+                            <w:bookmarkStart w:id="29" w:name="_Toc218446803"/>
                             <w:r>
                               <w:t xml:space="preserve">Figure </w:t>
                             </w:r>
@@ -5323,7 +5306,7 @@
                             <w:r>
                               <w:t>: User Type Statistics</w:t>
                             </w:r>
-                            <w:bookmarkEnd w:id="28"/>
+                            <w:bookmarkEnd w:id="29"/>
                           </w:p>
                         </w:txbxContent>
                       </wps:txbx>
@@ -5352,7 +5335,7 @@
                           <w:szCs w:val="22"/>
                         </w:rPr>
                       </w:pPr>
-                      <w:bookmarkStart w:id="29" w:name="_Toc218446803"/>
+                      <w:bookmarkStart w:id="30" w:name="_Toc218446803"/>
                       <w:r>
                         <w:t xml:space="preserve">Figure </w:t>
                       </w:r>
@@ -5367,7 +5350,7 @@
                       <w:r>
                         <w:t>: User Type Statistics</w:t>
                       </w:r>
-                      <w:bookmarkEnd w:id="29"/>
+                      <w:bookmarkEnd w:id="30"/>
                     </w:p>
                   </w:txbxContent>
                 </v:textbox>
@@ -8433,6 +8416,16 @@
       <w:spacing w:after="0"/>
     </w:pPr>
   </w:style>
+  <w:style w:type="paragraph" w:styleId="Revision">
+    <w:name w:val="Revision"/>
+    <w:hidden/>
+    <w:uiPriority w:val="99"/>
+    <w:semiHidden/>
+    <w:rsid w:val="006B6984"/>
+    <w:pPr>
+      <w:spacing w:after="0" w:line="240" w:lineRule="auto"/>
+    </w:pPr>
+  </w:style>
 </w:styles>
 </file>
 
@@ -8635,12 +8628,14 @@
     <w:rsid w:val="00202778"/>
     <w:rsid w:val="002751DC"/>
     <w:rsid w:val="00337C78"/>
+    <w:rsid w:val="004B0413"/>
     <w:rsid w:val="004E6C6B"/>
     <w:rsid w:val="006F05F8"/>
     <w:rsid w:val="0071582D"/>
     <w:rsid w:val="00721CA1"/>
     <w:rsid w:val="00823620"/>
     <w:rsid w:val="008C68F2"/>
+    <w:rsid w:val="008C7C03"/>
     <w:rsid w:val="00A54E14"/>
     <w:rsid w:val="00BE198F"/>
     <w:rsid w:val="00C96E68"/>
